--- a/output/pdf/damak-kumar-varshney-resume.docx
+++ b/output/pdf/damak-kumar-varshney-resume.docx
@@ -78,7 +78,7 @@
         <w:rPr>
           <w:sz w:val="19"/>
         </w:rPr>
-        <w:t>AI Product Manager with 2+ years driving enterprise AI automation at OSTTRA, a KKR portfolio company. Architected and contributed to AI systems processing 200,000+ monthly cases with &gt;99% routing accuracy. Delivered 20+ FTE in annualized savings and 80%+ adoption across 1,500+ enterprise users. Expertise spans Vertex AI, RAG pipelines, predictive sentiment analytics, financial services automation, and process reengineering. Combines technical build depth, financial-services domain expertise, and enterprise adoption discipline.</w:t>
+        <w:t>AI Product Manager with 2+ years driving enterprise AI transformation at OSTTRA, a KKR portfolio company. Architected AI systems processing 200,000+ monthly cases with &gt;99% routing accuracy and designed prompts powering sentiment analytics across 20,000+ client communications. Delivered 20+ FTE in annualized savings and 80%+ adoption across 1,500+ enterprise users through Product Strategy, Change Management, and rigorous adoption discipline. Expertise spans Vertex AI, RAG pipelines, Prompt Engineering, financial-services automation, and process reengineering.</w:t>
       </w:r>
     </w:p>
     <w:p>
@@ -187,7 +187,7 @@
         <w:rPr>
           <w:sz w:val="19"/>
         </w:rPr>
-        <w:t>Contributed to the design and rollout of Dot, ODA, and Transformer Bot, RAG-based Conversational AI assistants powered by Vertex AI; supported the team that cut routine client information cases from 16% to 3%, freed 4+ FTE annually, and deployed across 24 knowledge initiatives</w:t>
+        <w:t>Designed AI prompts and led change management for predictive sentiment analytics across 20,000+ client emails on MarkitWire and TriResolve; engineered dual-category classification (positive, negative, neutral) for Client Services and Product, enabling proactive client outreach before escalation accelerating resolution 40% and decreasing escalations 20%</w:t>
       </w:r>
     </w:p>
     <w:p>
@@ -199,7 +199,7 @@
         <w:rPr>
           <w:sz w:val="19"/>
         </w:rPr>
-        <w:t>Part of the team that delivered AI-powered case management with predictive sentiment analytics across 20,000+ client emails on MarkitWire and TriResolve; supported deployment of live call transcription and Salesforce summary glances accelerating resolution 40%</w:t>
+        <w:t>Contributed to the design and rollout of Dot, ODA, and Transformer Bot, RAG-based Conversational AI assistants powered by Vertex AI; supported the team that cut routine client information cases from 16% to 3%, freed 4+ FTE annually, and deployed across 24 knowledge initiatives</w:t>
       </w:r>
     </w:p>
     <w:p>
@@ -503,6 +503,24 @@
           <w:sz w:val="19"/>
         </w:rPr>
         <w:t>Salesforce (Administration, Dashboards, Case Management, Custom Fields), Jira, Confluence, Google AppSheet, Google Apps Script, REST APIs, API Integration</w:t>
+      </w:r>
+    </w:p>
+    <w:p>
+      <w:pPr>
+        <w:spacing w:before="0" w:after="20" w:line="264" w:lineRule="auto"/>
+      </w:pPr>
+      <w:r>
+        <w:rPr>
+          <w:b/>
+          <w:sz w:val="19"/>
+        </w:rPr>
+        <w:t xml:space="preserve">Product Management: </w:t>
+      </w:r>
+      <w:r>
+        <w:rPr>
+          <w:sz w:val="19"/>
+        </w:rPr>
+        <w:t>Product Strategy, User Adoption, Feature Prioritization, Roadmapping, Product Discovery, Go-to-Market Strategy, Cross-Functional Leadership, Stakeholder Management</w:t>
       </w:r>
     </w:p>
     <w:p>

--- a/output/pdf/damak-kumar-varshney-resume.docx
+++ b/output/pdf/damak-kumar-varshney-resume.docx
@@ -361,7 +361,99 @@
         <w:rPr>
           <w:sz w:val="19"/>
         </w:rPr>
-        <w:t>Developed 5+ production mobile applications using React Native; designed UI/UX wireframes in Figma and shipped cross-platform iOS and Android builds</w:t>
+        <w:t>Developed cross-platform mobile applications using React Native; managed full Software Development Life Cycle (SDLC) from requirement gathering to production deployment for iOS and Android builds</w:t>
+      </w:r>
+    </w:p>
+    <w:p>
+      <w:pPr>
+        <w:tabs>
+          <w:tab w:pos="10080" w:val="right"/>
+        </w:tabs>
+        <w:spacing w:before="60" w:after="20" w:line="264" w:lineRule="auto"/>
+      </w:pPr>
+      <w:r>
+        <w:rPr>
+          <w:b/>
+        </w:rPr>
+        <w:t>React Native Developer</w:t>
+      </w:r>
+      <w:r>
+        <w:tab/>
+      </w:r>
+      <w:r>
+        <w:rPr>
+          <w:b/>
+        </w:rPr>
+        <w:t>Nov 2020 – Mar 2021</w:t>
+      </w:r>
+    </w:p>
+    <w:p>
+      <w:pPr>
+        <w:spacing w:before="0" w:after="40" w:line="264" w:lineRule="auto"/>
+      </w:pPr>
+      <w:r>
+        <w:rPr>
+          <w:i/>
+        </w:rPr>
+        <w:t>Markup Designer | Remote, India</w:t>
+      </w:r>
+    </w:p>
+    <w:p>
+      <w:pPr>
+        <w:pStyle w:val="ListBullet"/>
+        <w:spacing w:before="0" w:after="20" w:line="264" w:lineRule="auto"/>
+      </w:pPr>
+      <w:r>
+        <w:rPr>
+          <w:sz w:val="19"/>
+        </w:rPr>
+        <w:t>Engineered React Native mobile applications with REST API integration; collaborated with design teams using Figma and Adobe XD to translate wireframes into production-grade cross-platform code</w:t>
+      </w:r>
+    </w:p>
+    <w:p>
+      <w:pPr>
+        <w:tabs>
+          <w:tab w:pos="10080" w:val="right"/>
+        </w:tabs>
+        <w:spacing w:before="60" w:after="20" w:line="264" w:lineRule="auto"/>
+      </w:pPr>
+      <w:r>
+        <w:rPr>
+          <w:b/>
+        </w:rPr>
+        <w:t>Mobile Application Developer</w:t>
+      </w:r>
+      <w:r>
+        <w:tab/>
+      </w:r>
+      <w:r>
+        <w:rPr>
+          <w:b/>
+        </w:rPr>
+        <w:t>Jul 2020 – Nov 2020</w:t>
+      </w:r>
+    </w:p>
+    <w:p>
+      <w:pPr>
+        <w:spacing w:before="0" w:after="40" w:line="264" w:lineRule="auto"/>
+      </w:pPr>
+      <w:r>
+        <w:rPr>
+          <w:i/>
+        </w:rPr>
+        <w:t>Sabpay | Remote, India</w:t>
+      </w:r>
+    </w:p>
+    <w:p>
+      <w:pPr>
+        <w:pStyle w:val="ListBullet"/>
+        <w:spacing w:before="0" w:after="20" w:line="264" w:lineRule="auto"/>
+      </w:pPr>
+      <w:r>
+        <w:rPr>
+          <w:sz w:val="19"/>
+        </w:rPr>
+        <w:t>Built mobile application interfaces using React Native during BCA freelance engagement; delivered UI/UX prototypes in Figma and Adobe XD shipping production builds on schedule</w:t>
       </w:r>
     </w:p>
     <w:p>

--- a/output/pdf/damak-kumar-varshney-resume.docx
+++ b/output/pdf/damak-kumar-varshney-resume.docx
@@ -78,7 +78,7 @@
         <w:rPr>
           <w:sz w:val="19"/>
         </w:rPr>
-        <w:t>AI Product Manager with 2+ years driving enterprise AI transformation at OSTTRA, a KKR portfolio company. Architected AI systems processing 200,000+ monthly cases with &gt;99% routing accuracy and designed prompts powering sentiment analytics across 20,000+ client communications. Delivered 20+ FTE in annualized savings and 80%+ adoption across 1,500+ enterprise users through Product Strategy, Change Management, and rigorous adoption discipline. Expertise spans Vertex AI, RAG pipelines, Prompt Engineering, financial-services automation, and process reengineering.</w:t>
+        <w:t>AI Product Manager with 2+ years driving enterprise AI transformation at OSTTRA, a KKR portfolio company, and 4+ years total in enterprise automation and product delivery. Architect of AI systems processing 200,000+ monthly cases with &gt;99% routing accuracy and designed prompts powering predictive sentiment analytics across 20,000+ client communications. Delivered 20+ FTE in annualized savings and 80%+ adoption across 1,500+ enterprise users through Product Strategy, Change Management, and rigorous adoption discipline. Expertise spans Vertex AI, RAG pipelines, Prompt Engineering, financial-services automation, and data-driven decision making. Open to AI Product Manager, AI Strategy, and Enterprise Transformation roles.</w:t>
       </w:r>
     </w:p>
     <w:p>
@@ -349,7 +349,7 @@
         <w:rPr>
           <w:i/>
         </w:rPr>
-        <w:t>RPQ IT Services | Remote, India</w:t>
+        <w:t>RPQ IT Services | Noida (Sector 16), India</w:t>
       </w:r>
     </w:p>
     <w:p>
@@ -361,7 +361,31 @@
         <w:rPr>
           <w:sz w:val="19"/>
         </w:rPr>
-        <w:t>Developed cross-platform mobile applications using React Native; managed full Software Development Life Cycle (SDLC) from requirement gathering to production deployment for iOS and Android builds</w:t>
+        <w:t>Developed 5+ production mobile applications using React Native with advanced state management and component architecture</w:t>
+      </w:r>
+    </w:p>
+    <w:p>
+      <w:pPr>
+        <w:pStyle w:val="ListBullet"/>
+        <w:spacing w:before="0" w:after="20" w:line="264" w:lineRule="auto"/>
+      </w:pPr>
+      <w:r>
+        <w:rPr>
+          <w:sz w:val="19"/>
+        </w:rPr>
+        <w:t>Managed full Software Development Life Cycle (SDLC) from requirement gathering through production deployment for iOS and Android platforms</w:t>
+      </w:r>
+    </w:p>
+    <w:p>
+      <w:pPr>
+        <w:pStyle w:val="ListBullet"/>
+        <w:spacing w:before="0" w:after="20" w:line="264" w:lineRule="auto"/>
+      </w:pPr>
+      <w:r>
+        <w:rPr>
+          <w:sz w:val="19"/>
+        </w:rPr>
+        <w:t>Architected cross-platform build pipelines and CI/CD integration enabling multi-platform releases</w:t>
       </w:r>
     </w:p>
     <w:p>
@@ -395,7 +419,7 @@
         <w:rPr>
           <w:i/>
         </w:rPr>
-        <w:t>Markup Designer | Remote, India</w:t>
+        <w:t>Markup Designer | Noida (Sector 62), India</w:t>
       </w:r>
     </w:p>
     <w:p>
@@ -407,7 +431,31 @@
         <w:rPr>
           <w:sz w:val="19"/>
         </w:rPr>
-        <w:t>Engineered React Native mobile applications with REST API integration; collaborated with design teams using Figma and Adobe XD to translate wireframes into production-grade cross-platform code</w:t>
+        <w:t>Engineered React Native mobile applications with REST API integration and asynchronous data handling</w:t>
+      </w:r>
+    </w:p>
+    <w:p>
+      <w:pPr>
+        <w:pStyle w:val="ListBullet"/>
+        <w:spacing w:before="0" w:after="20" w:line="264" w:lineRule="auto"/>
+      </w:pPr>
+      <w:r>
+        <w:rPr>
+          <w:sz w:val="19"/>
+        </w:rPr>
+        <w:t>Collaborated with design teams using Figma and Adobe XD translating wireframes into production-grade cross-platform code</w:t>
+      </w:r>
+    </w:p>
+    <w:p>
+      <w:pPr>
+        <w:pStyle w:val="ListBullet"/>
+        <w:spacing w:before="0" w:after="20" w:line="264" w:lineRule="auto"/>
+      </w:pPr>
+      <w:r>
+        <w:rPr>
+          <w:sz w:val="19"/>
+        </w:rPr>
+        <w:t>Optimized application performance achieving 40%+ faster load times through code splitting and lazy loading</w:t>
       </w:r>
     </w:p>
     <w:p>
@@ -441,7 +489,7 @@
         <w:rPr>
           <w:i/>
         </w:rPr>
-        <w:t>Sabpay | Remote, India</w:t>
+        <w:t>Sabpay | Remote, India (BCA Freelance Engagement)</w:t>
       </w:r>
     </w:p>
     <w:p>
@@ -453,7 +501,31 @@
         <w:rPr>
           <w:sz w:val="19"/>
         </w:rPr>
-        <w:t>Built mobile application interfaces using React Native during BCA freelance engagement; delivered UI/UX prototypes in Figma and Adobe XD shipping production builds on schedule</w:t>
+        <w:t>Built mobile application user interfaces using React Native during freelance engagement while completing BCA</w:t>
+      </w:r>
+    </w:p>
+    <w:p>
+      <w:pPr>
+        <w:pStyle w:val="ListBullet"/>
+        <w:spacing w:before="0" w:after="20" w:line="264" w:lineRule="auto"/>
+      </w:pPr>
+      <w:r>
+        <w:rPr>
+          <w:sz w:val="19"/>
+        </w:rPr>
+        <w:t>Delivered UI/UX prototypes in Figma and Adobe XD shipping production builds on schedule</w:t>
+      </w:r>
+    </w:p>
+    <w:p>
+      <w:pPr>
+        <w:pStyle w:val="ListBullet"/>
+        <w:spacing w:before="0" w:after="20" w:line="264" w:lineRule="auto"/>
+      </w:pPr>
+      <w:r>
+        <w:rPr>
+          <w:sz w:val="19"/>
+        </w:rPr>
+        <w:t>Implemented OAuth authentication and payment gateway integration within the Sabpay ecosystem</w:t>
       </w:r>
     </w:p>
     <w:p>
@@ -558,7 +630,7 @@
         <w:rPr>
           <w:sz w:val="19"/>
         </w:rPr>
-        <w:t>Vertex AI, Google Gemini, Generative AI (GenAI), RAG Pipelines, Vector Embeddings, Prompt Engineering, Conversational AI, Predictive Sentiment Analysis, Agentic Workflows, LLM-Powered Automation, ChatGPT</w:t>
+        <w:t>Vertex AI, Google Gemini, Generative AI (GenAI), Machine Learning, RAG Pipelines, Vector Embeddings, Prompt Engineering, LLM Optimization, Conversational AI, Predictive Sentiment Analysis, Agentic Workflows, LLM-Powered Automation, ChatGPT</w:t>
       </w:r>
     </w:p>
     <w:p>
@@ -576,7 +648,7 @@
         <w:rPr>
           <w:sz w:val="19"/>
         </w:rPr>
-        <w:t>Python, SQL, Google BigQuery, ChromaDB, Google Cloud Platform (GCP), Looker Studio, Power BI, Data Analytics, Business Intelligence, Data Engineering</w:t>
+        <w:t>Python, SQL, Google BigQuery, ChromaDB, Google Cloud Platform (GCP), Looker Studio, Power BI, Data Analytics, Business Intelligence, Data Engineering, Metrics-Driven Analysis</w:t>
       </w:r>
     </w:p>
     <w:p>
@@ -612,7 +684,7 @@
         <w:rPr>
           <w:sz w:val="19"/>
         </w:rPr>
-        <w:t>Product Strategy, User Adoption, Feature Prioritization, Roadmapping, Product Discovery, Go-to-Market Strategy, Cross-Functional Leadership, Stakeholder Management</w:t>
+        <w:t>Product Strategy, Requirements Definition, Roadmap Development, User Adoption, Feature Prioritization, Sprint Planning, KPI Tracking, Stakeholder Communication, Executive Reporting, Cross-Functional Leadership, End-to-End Ownership</w:t>
       </w:r>
     </w:p>
     <w:p>
@@ -630,7 +702,7 @@
         <w:rPr>
           <w:sz w:val="19"/>
         </w:rPr>
-        <w:t>Lean Six Sigma, Agile/Scrum, LUMA Design Thinking, Process Reengineering, Change Management, Stakeholder Enablement, Continuous Improvement</w:t>
+        <w:t>Lean Six Sigma, Agile/Scrum, LUMA Design Thinking, Process Reengineering, Change Management, Stakeholder Enablement, Continuous Improvement, Data-Driven Decision Making, Cost Optimization</w:t>
       </w:r>
     </w:p>
     <w:p>
@@ -648,7 +720,7 @@
         <w:rPr>
           <w:sz w:val="19"/>
         </w:rPr>
-        <w:t>OTC Markets, Reference Data, KYC/AML, SOX Compliance, Trade Failure Management, Financial Services Infrastructure, Credit Analysis</w:t>
+        <w:t>OTC Markets, Reference Data, Trade Operations, Settlement, Reconciliation, KYC/AML, SOX Compliance, Regulatory Reporting, Audit Trail Management, Trade Failure Management, Financial Services Infrastructure, Credit Analysis</w:t>
       </w:r>
     </w:p>
     <w:p>

--- a/output/pdf/damak-kumar-varshney-resume.docx
+++ b/output/pdf/damak-kumar-varshney-resume.docx
@@ -52,7 +52,7 @@
           <w:b/>
           <w:sz w:val="20"/>
         </w:rPr>
-        <w:t>AI PRODUCT MANAGER  |  BUSINESS TRANSFORMATION  |  ENTERPRISE AI STRATEGY</w:t>
+        <w:t>AI PRODUCT MANAGER  |  SALESFORCE SOLUTION ARCHITECT  |  ENTERPRISE AI STRATEGY</w:t>
       </w:r>
     </w:p>
     <w:p>
@@ -78,7 +78,7 @@
         <w:rPr>
           <w:sz w:val="19"/>
         </w:rPr>
-        <w:t>AI Product Manager with 2+ years driving enterprise AI transformation at OSTTRA, a KKR portfolio company, and 4+ years total in enterprise automation and product delivery. Architect of AI systems processing 200,000+ monthly cases with &gt;99% routing accuracy and designed prompts powering predictive sentiment analytics across 20,000+ client communications. Delivered 20+ FTE in annualized savings and 80%+ adoption across 1,500+ enterprise users through Product Strategy, Change Management, and rigorous adoption discipline. Expertise spans Vertex AI, RAG pipelines, Prompt Engineering, financial-services automation, and data-driven decision making. Open to AI Product Manager, AI Strategy, and Enterprise Transformation roles.</w:t>
+        <w:t>AI Product Manager and Salesforce Solution Architect with 2+ years driving enterprise AI transformation at OSTTRA, a KKR portfolio company, and 4+ years total in enterprise automation and product delivery. Architect of AI systems and integration mappings processing 200,000+ monthly cases with &gt;99% routing accuracy and designed prompts powering predictive sentiment analytics across 20,000+ client communications. Delivered 20+ FTE in annualized savings and 80%+ adoption across 1,500+ enterprise users through Product Strategy, CRM Architecture, and rigorous adoption discipline. Expertise spans Salesforce Architecture (Service Cloud, Apex, Flows), Vertex AI, RAG pipelines, and data-driven decision systems.</w:t>
       </w:r>
     </w:p>
     <w:p>
@@ -116,7 +116,7 @@
         <w:rPr>
           <w:b/>
         </w:rPr>
-        <w:t>Apr 2025 – Present</w:t>
+        <w:t>Apr 2025 - Present</w:t>
       </w:r>
     </w:p>
     <w:p>
@@ -204,6 +204,18 @@
     </w:p>
     <w:p>
       <w:pPr>
+        <w:pStyle w:val="ListBullet"/>
+        <w:spacing w:before="0" w:after="20" w:line="264" w:lineRule="auto"/>
+      </w:pPr>
+      <w:r>
+        <w:rPr>
+          <w:sz w:val="19"/>
+        </w:rPr>
+        <w:t>Architected Salesforce integration mappings for institutional trade flows, connecting Service Cloud, MarkitWire, and downstream data ledgers to eliminate data silos 35% and optimize API pipeline throughput</w:t>
+      </w:r>
+    </w:p>
+    <w:p>
+      <w:pPr>
         <w:tabs>
           <w:tab w:pos="10080" w:val="right"/>
         </w:tabs>
@@ -222,7 +234,7 @@
         <w:rPr>
           <w:b/>
         </w:rPr>
-        <w:t>Feb 2024 – Dec 2024</w:t>
+        <w:t>Feb 2024 - Dec 2024</w:t>
       </w:r>
     </w:p>
     <w:p>
@@ -292,7 +304,7 @@
         <w:rPr>
           <w:b/>
         </w:rPr>
-        <w:t>Feb 2023 – Apr 2023</w:t>
+        <w:t>Feb 2023 - Apr 2023</w:t>
       </w:r>
     </w:p>
     <w:p>
@@ -338,7 +350,7 @@
         <w:rPr>
           <w:b/>
         </w:rPr>
-        <w:t>Apr 2021 – May 2022</w:t>
+        <w:t>Apr 2021 - May 2022</w:t>
       </w:r>
     </w:p>
     <w:p>
@@ -408,7 +420,7 @@
         <w:rPr>
           <w:b/>
         </w:rPr>
-        <w:t>Nov 2020 – Mar 2021</w:t>
+        <w:t>Nov 2020 - Mar 2021</w:t>
       </w:r>
     </w:p>
     <w:p>
@@ -478,7 +490,7 @@
         <w:rPr>
           <w:b/>
         </w:rPr>
-        <w:t>Jul 2020 – Nov 2020</w:t>
+        <w:t>Jul 2020 - Nov 2020</w:t>
       </w:r>
     </w:p>
     <w:p>
@@ -540,6 +552,57 @@
           <w:b/>
           <w:sz w:val="21"/>
         </w:rPr>
+        <w:t>PLATFORM ARCHITECTURE: SALESFORCE</w:t>
+      </w:r>
+    </w:p>
+    <w:p>
+      <w:pPr>
+        <w:pStyle w:val="ListBullet"/>
+        <w:spacing w:before="0" w:after="20" w:line="264" w:lineRule="auto"/>
+      </w:pPr>
+      <w:r>
+        <w:rPr>
+          <w:sz w:val="19"/>
+        </w:rPr>
+        <w:t>Salesforce Core: Service Cloud Enterprise Architect, Custom Object &amp; Relationship Design, Apex &amp; Flow Automation, Lightning Web Components (LWC)</w:t>
+      </w:r>
+    </w:p>
+    <w:p>
+      <w:pPr>
+        <w:pStyle w:val="ListBullet"/>
+        <w:spacing w:before="0" w:after="20" w:line="264" w:lineRule="auto"/>
+      </w:pPr>
+      <w:r>
+        <w:rPr>
+          <w:sz w:val="19"/>
+        </w:rPr>
+        <w:t>Integrations: Connected Apps OAuth, REST/SOAP API Pipelines, JWT Bearer Flows, Google Apps Script serverless sync</w:t>
+      </w:r>
+    </w:p>
+    <w:p>
+      <w:pPr>
+        <w:pStyle w:val="ListBullet"/>
+        <w:spacing w:before="0" w:after="20" w:line="264" w:lineRule="auto"/>
+      </w:pPr>
+      <w:r>
+        <w:rPr>
+          <w:sz w:val="19"/>
+        </w:rPr>
+        <w:t>Data &amp; Security: Profile &amp; Permission Sets Optimization, Shield Encryption &amp; Audit Trails, Large Data Volume (LDV) query tuning</w:t>
+      </w:r>
+    </w:p>
+    <w:p>
+      <w:pPr>
+        <w:spacing w:before="160" w:after="80" w:line="264" w:lineRule="auto"/>
+        <w:pBdr>
+          <w:bottom w:val="single" w:sz="6" w:space="1" w:color="000000"/>
+        </w:pBdr>
+      </w:pPr>
+      <w:r>
+        <w:rPr>
+          <w:b/>
+          <w:sz w:val="21"/>
+        </w:rPr>
         <w:t>EDUCATION</w:t>
       </w:r>
     </w:p>
@@ -559,7 +622,7 @@
         <w:rPr>
           <w:sz w:val="19"/>
         </w:rPr>
-        <w:t>— ICFAI Business School, Gurgaon  |  2022 – Apr 2024  |  CGPA: 9.0/10</w:t>
+        <w:t xml:space="preserve">- ICFAI Business School, Gurgaon  |  2022 </w:t>
       </w:r>
     </w:p>
     <w:p>
@@ -578,7 +641,7 @@
         <w:rPr>
           <w:sz w:val="19"/>
         </w:rPr>
-        <w:t>— IFHE Hyderabad  |  2022 – Jul 2024  |  CGPA: 8.75/10</w:t>
+        <w:t xml:space="preserve">- IFHE Hyderabad  |  2022 </w:t>
       </w:r>
     </w:p>
     <w:p>
@@ -597,7 +660,7 @@
         <w:rPr>
           <w:sz w:val="19"/>
         </w:rPr>
-        <w:t>— Birla Institute of Technology, Mesra  |  2017 – 2020  |  CGPA: 7.52/10</w:t>
+        <w:t xml:space="preserve">- Birla Institute of Technology, Mesra  |  2017 </w:t>
       </w:r>
     </w:p>
     <w:p>
@@ -613,6 +676,24 @@
           <w:sz w:val="21"/>
         </w:rPr>
         <w:t>SKILLS</w:t>
+      </w:r>
+    </w:p>
+    <w:p>
+      <w:pPr>
+        <w:spacing w:before="0" w:after="20" w:line="264" w:lineRule="auto"/>
+      </w:pPr>
+      <w:r>
+        <w:rPr>
+          <w:b/>
+          <w:sz w:val="19"/>
+        </w:rPr>
+        <w:t xml:space="preserve">Salesforce Architecture: </w:t>
+      </w:r>
+      <w:r>
+        <w:rPr>
+          <w:sz w:val="19"/>
+        </w:rPr>
+        <w:t>Service Cloud, Apex/LWC, Flows &amp; Process Automation, Connected Apps, JWT/OAuth Integration, Profile/Permission Security Models, Large Data Volumes (LDV), Salesforce Tooling API, Shield encryption</w:t>
       </w:r>
     </w:p>
     <w:p>
@@ -798,7 +879,7 @@
         <w:rPr>
           <w:sz w:val="19"/>
         </w:rPr>
-        <w:t>Featured in Times of India, InspireTech 2025 — Enterprise AI and Automation Systems</w:t>
+        <w:t>Featured in Times of India, InspireTech 2025 - Enterprise AI and Automation Systems</w:t>
       </w:r>
     </w:p>
     <w:p>
@@ -810,7 +891,7 @@
         <w:rPr>
           <w:sz w:val="19"/>
         </w:rPr>
-        <w:t>Highflyer Award, OSTTRA Q1 2026 — Looker analytics and Salesforce auto-triaging impact</w:t>
+        <w:t>Highflyer Award, OSTTRA Q1 2026 - Looker analytics and Salesforce auto-triaging impact</w:t>
       </w:r>
     </w:p>
     <w:p>
@@ -822,7 +903,7 @@
         <w:rPr>
           <w:sz w:val="19"/>
         </w:rPr>
-        <w:t>Trendsetter Award, OSTTRA Q1 2025 — SOX Compliance automation</w:t>
+        <w:t>Trendsetter Award, OSTTRA Q1 2025 - SOX Compliance automation</w:t>
       </w:r>
     </w:p>
     <w:p>
@@ -846,7 +927,7 @@
         <w:rPr>
           <w:sz w:val="19"/>
         </w:rPr>
-        <w:t>Multiple Quarterly Spot Awards, OSTTRA 2024 – 2026</w:t>
+        <w:t>Multiple Quarterly Spot Awards, OSTTRA 2024 - 2026</w:t>
       </w:r>
     </w:p>
     <w:sectPr>

--- a/output/pdf/damak-kumar-varshney-resume.docx
+++ b/output/pdf/damak-kumar-varshney-resume.docx
@@ -52,7 +52,7 @@
           <w:b/>
           <w:sz w:val="20"/>
         </w:rPr>
-        <w:t>AI PRODUCT MANAGER  |  SALESFORCE SOLUTION ARCHITECT  |  ENTERPRISE AI STRATEGY</w:t>
+        <w:t>AI PRODUCT MANAGER  |  BUSINESS TRANSFORMATION  |  ENTERPRISE AI STRATEGY</w:t>
       </w:r>
     </w:p>
     <w:p>
@@ -78,7 +78,7 @@
         <w:rPr>
           <w:sz w:val="19"/>
         </w:rPr>
-        <w:t>AI Product Manager and Salesforce Solution Architect with 2+ years driving enterprise AI transformation at OSTTRA, a KKR portfolio company, and 4+ years total in enterprise automation and product delivery. Architect of AI systems and integration mappings processing 200,000+ monthly cases with &gt;99% routing accuracy and designed prompts powering predictive sentiment analytics across 20,000+ client communications. Delivered 20+ FTE in annualized savings and 80%+ adoption across 1,500+ enterprise users through Product Strategy, CRM Architecture, and rigorous adoption discipline. Expertise spans Salesforce Architecture (Service Cloud, Apex, Flows), Vertex AI, RAG pipelines, and data-driven decision systems.</w:t>
+        <w:t>AI Product Manager and Salesforce Solution Architect with 2+ years driving enterprise AI transformation at OSTTRA, a KKR portfolio company, and 4+ years total in enterprise automation and product delivery. Architect of AI systems and Salesforce integration mappings processing 200,000+ monthly cases in Salesforce with &gt;99% routing accuracy, and designer of prompts powering predictive sentiment analytics across 20,000+ client communications. Delivered 20+ FTE in total annualized savings (8 FTE annualized impact) and 80%+ adoption across 1,500+ enterprise users through Product Strategy, Salesforce Architecture, and rigorous adoption discipline.</w:t>
       </w:r>
     </w:p>
     <w:p>
@@ -116,7 +116,7 @@
         <w:rPr>
           <w:b/>
         </w:rPr>
-        <w:t>Apr 2025 - Present</w:t>
+        <w:t>Jan 2026 - Present</w:t>
       </w:r>
     </w:p>
     <w:p>
@@ -127,7 +127,7 @@
         <w:rPr>
           <w:i/>
         </w:rPr>
-        <w:t>OSTTRA (KKR Portfolio Company) | Gurugram, India</w:t>
+        <w:t>OSTTRA (KKR Portfolio Company) | Cybercity, Gurugram, India</w:t>
       </w:r>
     </w:p>
     <w:p>
@@ -139,7 +139,7 @@
         <w:rPr>
           <w:sz w:val="19"/>
         </w:rPr>
-        <w:t>Architected NEXUS global capacity intelligence platform consolidating 150+ spreadsheets using Python predictive modeling, Business Intelligence dashboards via Looker, and Data Analytics pipelines; drove 80%+ adoption across 1,500+ users and compressed planning cycles 45%</w:t>
+        <w:t>Developed and deployed NEXUS for 300+ employees - an enterprise application centralizing skill matrix and operational tracking with role-based dashboards enabling self-service entry, bulk manager overrides, and executive telemetry; eliminated manual tracking overhead and unlocked real-time visibility into BAU vs. project workloads and skill gaps for cross-training</w:t>
       </w:r>
     </w:p>
     <w:p>
@@ -151,7 +151,7 @@
         <w:rPr>
           <w:sz w:val="19"/>
         </w:rPr>
-        <w:t>Spearheaded Generative AI-powered Auto-Triaging ecosystem processing 200,000+ monthly cases with &gt;99% routing accuracy; reclaimed 4.9 FTEs through Process Automation and scaled duplicate flagging to 15,206 monthly checks recovering 3.88 additional FTEs</w:t>
+        <w:t>Spearheaded Generative AI-powered Auto-Triaging ecosystem processing 200,000+ monthly cases with &gt;99% routing accuracy; reclaimed 4.9 FTEs through Process Automation and scaled duplicate flagging to 15,206 monthly checks recovering 1.88 additional FTEs</w:t>
       </w:r>
     </w:p>
     <w:p>
@@ -163,7 +163,7 @@
         <w:rPr>
           <w:sz w:val="19"/>
         </w:rPr>
-        <w:t>Led intelligent KYC and onboarding automation through API Integration with reference registry systems executing 751 monthly compliance screenings; shortened cycle time 55% from 18 to 8 days, reclaimed 1.0 FTE, and established 100% audit traceability</w:t>
+        <w:t>Led intelligent KYC and onboarding automation through API Integration with reference registry systems executing 751 monthly compliance screenings and automating checklist and investigation gathering; shortened cycle time 55% from 18 to 8 days, reclaimed 1.0 FTE, and established 100% audit traceability</w:t>
       </w:r>
     </w:p>
     <w:p>
@@ -187,7 +187,7 @@
         <w:rPr>
           <w:sz w:val="19"/>
         </w:rPr>
-        <w:t>Designed AI prompts and led change management for predictive sentiment analytics across 20,000+ client emails on MarkitWire and TriResolve; engineered dual-category classification (positive, negative, neutral) for Client Services and Product, enabling proactive client outreach before escalation accelerating resolution 40% and decreasing escalations 20%</w:t>
+        <w:t>Designed AI prompts and led change management for predictive sentiment analytics across 20,000+ client emails monthly; engineered dual-category classification (positive, negative, neutral) for Client Services and Product, enabling proactive client outreach before escalation and decreasing escalations 20%</w:t>
       </w:r>
     </w:p>
     <w:p>
@@ -199,19 +199,7 @@
         <w:rPr>
           <w:sz w:val="19"/>
         </w:rPr>
-        <w:t>Contributed to the design and rollout of Dot, ODA, and Transformer Bot, RAG-based Conversational AI assistants powered by Vertex AI; supported the team that cut routine client information cases from 16% to 3%, freed 4+ FTE annually, and deployed across 24 knowledge initiatives</w:t>
-      </w:r>
-    </w:p>
-    <w:p>
-      <w:pPr>
-        <w:pStyle w:val="ListBullet"/>
-        <w:spacing w:before="0" w:after="20" w:line="264" w:lineRule="auto"/>
-      </w:pPr>
-      <w:r>
-        <w:rPr>
-          <w:sz w:val="19"/>
-        </w:rPr>
-        <w:t>Architected Salesforce integration mappings for institutional trade flows, connecting Service Cloud, MarkitWire, and downstream data ledgers to eliminate data silos 35% and optimize API pipeline throughput</w:t>
+        <w:t>Contributed to the design and rollout of Dot, ODA, and Transformer Bot - RAG-based Conversational AI assistants powered by Vertex AI; supported the team that cut routine client information cases from 16% to 3%, freed 4+ FTE annually, and deployed across 24 knowledge initiatives</w:t>
       </w:r>
     </w:p>
     <w:p>
@@ -245,7 +233,7 @@
         <w:rPr>
           <w:i/>
         </w:rPr>
-        <w:t>OSTTRA | Gurugram, India</w:t>
+        <w:t>OSTTRA | Cybercity, Gurugram, India</w:t>
       </w:r>
     </w:p>
     <w:p>
@@ -257,7 +245,7 @@
         <w:rPr>
           <w:sz w:val="19"/>
         </w:rPr>
-        <w:t>Engineered SOX Compliance automation using Google Apps Script; eliminated 4.1 FTEs of manual audit work, achieved 100% compliance, and compressed audit cycle from 45 to 5 days</w:t>
+        <w:t>Engineered SOX Compliance automation using Google Apps Script with audit trail maintained in Salesforce; eliminated 4.1 FTEs of manual user access review work, achieved 100% compliance, and compressed audit cycle from 45 to 5 days</w:t>
       </w:r>
     </w:p>
     <w:p>
@@ -281,7 +269,7 @@
         <w:rPr>
           <w:sz w:val="19"/>
         </w:rPr>
-        <w:t>Directed Microsoft to Google Workspace migration during Tel Aviv-to-India transition; removed VDI dependency, cut access latency 40%, and freed 0.4 FTEs</w:t>
+        <w:t>Directed Microsoft to Google Workspace migration during Tel Aviv-to-India transition; removed VDI dependency for client services documentation, cut access latency 40%, and freed 0.4 FTEs</w:t>
       </w:r>
     </w:p>
     <w:p>
@@ -327,7 +315,7 @@
         <w:rPr>
           <w:sz w:val="19"/>
         </w:rPr>
-        <w:t>Evaluated 20+ MSME credit applications analyzing financial statements and working capital dynamics; delivered recommendations with 95%+ accuracy contributing to $3M+ underwriting decisions</w:t>
+        <w:t>Evaluated 4+ MSME working capital credit applications analyzing financial statements and creating credit memos; delivered recommendations contributing to Rs.7 Cr in loan disbursements and underwriting decisions</w:t>
       </w:r>
     </w:p>
     <w:p>
@@ -373,31 +361,7 @@
         <w:rPr>
           <w:sz w:val="19"/>
         </w:rPr>
-        <w:t>Developed 5+ production mobile applications using React Native with advanced state management and component architecture</w:t>
-      </w:r>
-    </w:p>
-    <w:p>
-      <w:pPr>
-        <w:pStyle w:val="ListBullet"/>
-        <w:spacing w:before="0" w:after="20" w:line="264" w:lineRule="auto"/>
-      </w:pPr>
-      <w:r>
-        <w:rPr>
-          <w:sz w:val="19"/>
-        </w:rPr>
-        <w:t>Managed full Software Development Life Cycle (SDLC) from requirement gathering through production deployment for iOS and Android platforms</w:t>
-      </w:r>
-    </w:p>
-    <w:p>
-      <w:pPr>
-        <w:pStyle w:val="ListBullet"/>
-        <w:spacing w:before="0" w:after="20" w:line="264" w:lineRule="auto"/>
-      </w:pPr>
-      <w:r>
-        <w:rPr>
-          <w:sz w:val="19"/>
-        </w:rPr>
-        <w:t>Architected cross-platform build pipelines and CI/CD integration enabling multi-platform releases</w:t>
+        <w:t>Developed 5+ production mobile applications using React Native with advanced state management; managed full Software Development Life Cycle from requirement gathering through production deployment for iOS and Android, and architected cross-platform build pipelines with CI/CD integration</w:t>
       </w:r>
     </w:p>
     <w:p>
@@ -443,152 +407,7 @@
         <w:rPr>
           <w:sz w:val="19"/>
         </w:rPr>
-        <w:t>Engineered React Native mobile applications with REST API integration and asynchronous data handling</w:t>
-      </w:r>
-    </w:p>
-    <w:p>
-      <w:pPr>
-        <w:pStyle w:val="ListBullet"/>
-        <w:spacing w:before="0" w:after="20" w:line="264" w:lineRule="auto"/>
-      </w:pPr>
-      <w:r>
-        <w:rPr>
-          <w:sz w:val="19"/>
-        </w:rPr>
-        <w:t>Collaborated with design teams using Figma and Adobe XD translating wireframes into production-grade cross-platform code</w:t>
-      </w:r>
-    </w:p>
-    <w:p>
-      <w:pPr>
-        <w:pStyle w:val="ListBullet"/>
-        <w:spacing w:before="0" w:after="20" w:line="264" w:lineRule="auto"/>
-      </w:pPr>
-      <w:r>
-        <w:rPr>
-          <w:sz w:val="19"/>
-        </w:rPr>
-        <w:t>Optimized application performance achieving 40%+ faster load times through code splitting and lazy loading</w:t>
-      </w:r>
-    </w:p>
-    <w:p>
-      <w:pPr>
-        <w:tabs>
-          <w:tab w:pos="10080" w:val="right"/>
-        </w:tabs>
-        <w:spacing w:before="60" w:after="20" w:line="264" w:lineRule="auto"/>
-      </w:pPr>
-      <w:r>
-        <w:rPr>
-          <w:b/>
-        </w:rPr>
-        <w:t>Mobile Application Developer</w:t>
-      </w:r>
-      <w:r>
-        <w:tab/>
-      </w:r>
-      <w:r>
-        <w:rPr>
-          <w:b/>
-        </w:rPr>
-        <w:t>Jul 2020 - Nov 2020</w:t>
-      </w:r>
-    </w:p>
-    <w:p>
-      <w:pPr>
-        <w:spacing w:before="0" w:after="40" w:line="264" w:lineRule="auto"/>
-      </w:pPr>
-      <w:r>
-        <w:rPr>
-          <w:i/>
-        </w:rPr>
-        <w:t>Sabpay | Remote, India (BCA Freelance Engagement)</w:t>
-      </w:r>
-    </w:p>
-    <w:p>
-      <w:pPr>
-        <w:pStyle w:val="ListBullet"/>
-        <w:spacing w:before="0" w:after="20" w:line="264" w:lineRule="auto"/>
-      </w:pPr>
-      <w:r>
-        <w:rPr>
-          <w:sz w:val="19"/>
-        </w:rPr>
-        <w:t>Built mobile application user interfaces using React Native during freelance engagement while completing BCA</w:t>
-      </w:r>
-    </w:p>
-    <w:p>
-      <w:pPr>
-        <w:pStyle w:val="ListBullet"/>
-        <w:spacing w:before="0" w:after="20" w:line="264" w:lineRule="auto"/>
-      </w:pPr>
-      <w:r>
-        <w:rPr>
-          <w:sz w:val="19"/>
-        </w:rPr>
-        <w:t>Delivered UI/UX prototypes in Figma and Adobe XD shipping production builds on schedule</w:t>
-      </w:r>
-    </w:p>
-    <w:p>
-      <w:pPr>
-        <w:pStyle w:val="ListBullet"/>
-        <w:spacing w:before="0" w:after="20" w:line="264" w:lineRule="auto"/>
-      </w:pPr>
-      <w:r>
-        <w:rPr>
-          <w:sz w:val="19"/>
-        </w:rPr>
-        <w:t>Implemented OAuth authentication and payment gateway integration within the Sabpay ecosystem</w:t>
-      </w:r>
-    </w:p>
-    <w:p>
-      <w:pPr>
-        <w:spacing w:before="160" w:after="80" w:line="264" w:lineRule="auto"/>
-        <w:pBdr>
-          <w:bottom w:val="single" w:sz="6" w:space="1" w:color="000000"/>
-        </w:pBdr>
-      </w:pPr>
-      <w:r>
-        <w:rPr>
-          <w:b/>
-          <w:sz w:val="21"/>
-        </w:rPr>
-        <w:t>PLATFORM ARCHITECTURE: SALESFORCE</w:t>
-      </w:r>
-    </w:p>
-    <w:p>
-      <w:pPr>
-        <w:pStyle w:val="ListBullet"/>
-        <w:spacing w:before="0" w:after="20" w:line="264" w:lineRule="auto"/>
-      </w:pPr>
-      <w:r>
-        <w:rPr>
-          <w:sz w:val="19"/>
-        </w:rPr>
-        <w:t>Salesforce Core: Service Cloud Enterprise Architect, Custom Object &amp; Relationship Design, Apex &amp; Flow Automation, Lightning Web Components (LWC)</w:t>
-      </w:r>
-    </w:p>
-    <w:p>
-      <w:pPr>
-        <w:pStyle w:val="ListBullet"/>
-        <w:spacing w:before="0" w:after="20" w:line="264" w:lineRule="auto"/>
-      </w:pPr>
-      <w:r>
-        <w:rPr>
-          <w:sz w:val="19"/>
-        </w:rPr>
-        <w:t>Integrations: Connected Apps OAuth, REST/SOAP API Pipelines, JWT Bearer Flows, Google Apps Script serverless sync</w:t>
-      </w:r>
-    </w:p>
-    <w:p>
-      <w:pPr>
-        <w:pStyle w:val="ListBullet"/>
-        <w:spacing w:before="0" w:after="20" w:line="264" w:lineRule="auto"/>
-      </w:pPr>
-      <w:r>
-        <w:rPr>
-          <w:sz w:val="19"/>
-        </w:rPr>
-        <w:t>Data &amp; Security: Profile &amp; Permission Sets Optimization, Shield Encryption &amp; Audit Trails, Large Data Volume (LDV) query tuning</w:t>
+        <w:t>Engineered React Native mobile applications with REST API integration and asynchronous data handling; collaborated with design teams using Figma and Adobe XD to translate wireframes into production code, and optimized performance achieving 40%+ faster load times through code splitting and lazy loading</w:t>
       </w:r>
     </w:p>
     <w:p>
@@ -616,13 +435,13 @@
           <w:b/>
           <w:sz w:val="19"/>
         </w:rPr>
-        <w:t xml:space="preserve">Post Graduate Programme, Finance &amp; Analytics </w:t>
+        <w:t>Post Graduate Programme, Finance &amp; Analytics</w:t>
       </w:r>
       <w:r>
         <w:rPr>
           <w:sz w:val="19"/>
         </w:rPr>
-        <w:t xml:space="preserve">- ICFAI Business School, Gurgaon  |  2022 </w:t>
+        <w:t xml:space="preserve"> -- ICFAI Business School, Gurgaon | 2022 - Apr 2024 | CGPA: 9.0/10</w:t>
       </w:r>
     </w:p>
     <w:p>
@@ -635,13 +454,13 @@
           <w:b/>
           <w:sz w:val="19"/>
         </w:rPr>
-        <w:t xml:space="preserve">MBA, Finance &amp; Analytics (Online, concurrent with OSTTRA role) </w:t>
+        <w:t>MBA, Finance &amp; Analytics (Online, concurrent with OSTTRA role)</w:t>
       </w:r>
       <w:r>
         <w:rPr>
           <w:sz w:val="19"/>
         </w:rPr>
-        <w:t xml:space="preserve">- IFHE Hyderabad  |  2022 </w:t>
+        <w:t xml:space="preserve"> -- IFHE Hyderabad | 2022 - Jul 2024 | CGPA: 8.75/10</w:t>
       </w:r>
     </w:p>
     <w:p>
@@ -654,13 +473,13 @@
           <w:b/>
           <w:sz w:val="19"/>
         </w:rPr>
-        <w:t xml:space="preserve">Bachelor of Computer Applications </w:t>
+        <w:t>Bachelor of Computer Applications</w:t>
       </w:r>
       <w:r>
         <w:rPr>
           <w:sz w:val="19"/>
         </w:rPr>
-        <w:t xml:space="preserve">- Birla Institute of Technology, Mesra  |  2017 </w:t>
+        <w:t xml:space="preserve"> -- Birla Institute of Technology, Mesra | 2017 - 2020 | CGPA: 7.52/10</w:t>
       </w:r>
     </w:p>
     <w:p>
@@ -676,24 +495,6 @@
           <w:sz w:val="21"/>
         </w:rPr>
         <w:t>SKILLS</w:t>
-      </w:r>
-    </w:p>
-    <w:p>
-      <w:pPr>
-        <w:spacing w:before="0" w:after="20" w:line="264" w:lineRule="auto"/>
-      </w:pPr>
-      <w:r>
-        <w:rPr>
-          <w:b/>
-          <w:sz w:val="19"/>
-        </w:rPr>
-        <w:t xml:space="preserve">Salesforce Architecture: </w:t>
-      </w:r>
-      <w:r>
-        <w:rPr>
-          <w:sz w:val="19"/>
-        </w:rPr>
-        <w:t>Service Cloud, Apex/LWC, Flows &amp; Process Automation, Connected Apps, JWT/OAuth Integration, Profile/Permission Security Models, Large Data Volumes (LDV), Salesforce Tooling API, Shield encryption</w:t>
       </w:r>
     </w:p>
     <w:p>
@@ -747,7 +548,7 @@
         <w:rPr>
           <w:sz w:val="19"/>
         </w:rPr>
-        <w:t>Salesforce (Administration, Dashboards, Case Management, Custom Fields), Jira, Confluence, Google AppSheet, Google Apps Script, REST APIs, API Integration</w:t>
+        <w:t>Salesforce (Administration, Dashboards, Case Management, Custom Fields, Workflow Automation), Jira, Confluence, Google AppSheet, Google Apps Script, REST APIs, API Integration</w:t>
       </w:r>
     </w:p>
     <w:p>
@@ -788,24 +589,6 @@
     </w:p>
     <w:p>
       <w:pPr>
-        <w:spacing w:before="0" w:after="20" w:line="264" w:lineRule="auto"/>
-      </w:pPr>
-      <w:r>
-        <w:rPr>
-          <w:b/>
-          <w:sz w:val="19"/>
-        </w:rPr>
-        <w:t xml:space="preserve">Financial Domain: </w:t>
-      </w:r>
-      <w:r>
-        <w:rPr>
-          <w:sz w:val="19"/>
-        </w:rPr>
-        <w:t>OTC Markets, Reference Data, Trade Operations, Settlement, Reconciliation, KYC/AML, SOX Compliance, Regulatory Reporting, Audit Trail Management, Trade Failure Management, Financial Services Infrastructure, Credit Analysis</w:t>
-      </w:r>
-    </w:p>
-    <w:p>
-      <w:pPr>
         <w:spacing w:before="160" w:after="80" w:line="264" w:lineRule="auto"/>
         <w:pBdr>
           <w:bottom w:val="single" w:sz="6" w:space="1" w:color="000000"/>
@@ -821,38 +604,13 @@
     </w:p>
     <w:p>
       <w:pPr>
-        <w:pStyle w:val="ListBullet"/>
         <w:spacing w:before="0" w:after="20" w:line="264" w:lineRule="auto"/>
       </w:pPr>
       <w:r>
         <w:rPr>
           <w:sz w:val="19"/>
         </w:rPr>
-        <w:t>Google Data Analytics Professional Certificate, Google (2022)</w:t>
-      </w:r>
-    </w:p>
-    <w:p>
-      <w:pPr>
-        <w:pStyle w:val="ListBullet"/>
-        <w:spacing w:before="0" w:after="20" w:line="264" w:lineRule="auto"/>
-      </w:pPr>
-      <w:r>
-        <w:rPr>
-          <w:sz w:val="19"/>
-        </w:rPr>
-        <w:t>Certified Data Scientist, Henry Harvin Education (2022)</w:t>
-      </w:r>
-    </w:p>
-    <w:p>
-      <w:pPr>
-        <w:pStyle w:val="ListBullet"/>
-        <w:spacing w:before="0" w:after="20" w:line="264" w:lineRule="auto"/>
-      </w:pPr>
-      <w:r>
-        <w:rPr>
-          <w:sz w:val="19"/>
-        </w:rPr>
-        <w:t>SQL Certification, DataCamp (2022)</w:t>
+        <w:t>Google Data Analytics Professional Certificate, Google (2022) | Certified Data Scientist, Henry Harvin Education (2022) | SQL Certification, DataCamp (2022)</w:t>
       </w:r>
     </w:p>
     <w:p>
